--- a/downloads/teacher/04 Units/Unit 02 - Individual Growth and Life Readiness - Me, My Goals, My Money/Lesson 02.22 - Education Roadmap and Career Research Card and Unit 2 Test.docx
+++ b/downloads/teacher/04 Units/Unit 02 - Individual Growth and Life Readiness - Me, My Goals, My Money/Lesson 02.22 - Education Roadmap and Career Research Card and Unit 2 Test.docx
@@ -262,23 +262,41 @@
       <w:r>
         <w:t xml:space="preserve">By the end of this lesson, students will be able to:</w:t>
       </w:r>
-      <w:r>
-        <w:t xml:space="preserve"> </w:t>
-      </w:r>
-      <w:r>
-        <w:t xml:space="preserve">1. (Low) Given the six paths after high school (a job with on-the-job training, an apprenticeship, a certificate program, a two-year degree, a four-year degree, the military), describe each in one sentence and name one job that usually takes that path.</w:t>
-      </w:r>
-      <w:r>
-        <w:t xml:space="preserve"> </w:t>
-      </w:r>
-      <w:r>
-        <w:t xml:space="preserve">2. (Mid) Using a career resource, complete a research card for one career from their top three clusters: main tasks, education path, pay range, a day in the life, and the source.</w:t>
-      </w:r>
-      <w:r>
-        <w:t xml:space="preserve"> </w:t>
-      </w:r>
-      <w:r>
-        <w:t xml:space="preserve">3. (High) Judge whether the researched career fits their top three, their two interest letters, and their values from Topic 2.1, and write a two-sentence verdict that gives a reason for and a reason against.</w:t>
+    </w:p>
+    <w:p>
+      <w:pPr>
+        <w:numPr>
+          <w:ilvl w:val="0"/>
+          <w:numId w:val="1002"/>
+        </w:numPr>
+        <w:pStyle w:val="Compact"/>
+      </w:pPr>
+      <w:r>
+        <w:t xml:space="preserve">(Low) Given the six paths after high school (a job with on-the-job training, an apprenticeship, a certificate program, a two-year degree, a four-year degree, the military), describe each in one sentence and name one job that usually takes that path.</w:t>
+      </w:r>
+    </w:p>
+    <w:p>
+      <w:pPr>
+        <w:numPr>
+          <w:ilvl w:val="0"/>
+          <w:numId w:val="1002"/>
+        </w:numPr>
+        <w:pStyle w:val="Compact"/>
+      </w:pPr>
+      <w:r>
+        <w:t xml:space="preserve">(Mid) Using a career resource, complete a research card for one career from their top three clusters: main tasks, education path, pay range, a day in the life, and the source.</w:t>
+      </w:r>
+    </w:p>
+    <w:p>
+      <w:pPr>
+        <w:numPr>
+          <w:ilvl w:val="0"/>
+          <w:numId w:val="1002"/>
+        </w:numPr>
+        <w:pStyle w:val="Compact"/>
+      </w:pPr>
+      <w:r>
+        <w:t xml:space="preserve">(High) Judge whether the researched career fits their top three, their two interest letters, and their values from Topic 2.1, and write a two-sentence verdict that gives a reason for and a reason against.</w:t>
       </w:r>
     </w:p>
     <w:p>
@@ -319,7 +337,7 @@
       <w:pPr>
         <w:numPr>
           <w:ilvl w:val="0"/>
-          <w:numId w:val="1002"/>
+          <w:numId w:val="1003"/>
         </w:numPr>
         <w:pStyle w:val="Compact"/>
       </w:pPr>
@@ -346,7 +364,7 @@
       <w:pPr>
         <w:numPr>
           <w:ilvl w:val="0"/>
-          <w:numId w:val="1002"/>
+          <w:numId w:val="1003"/>
         </w:numPr>
         <w:pStyle w:val="Compact"/>
       </w:pPr>
@@ -367,7 +385,7 @@
       <w:pPr>
         <w:numPr>
           <w:ilvl w:val="0"/>
-          <w:numId w:val="1002"/>
+          <w:numId w:val="1003"/>
         </w:numPr>
         <w:pStyle w:val="Compact"/>
       </w:pPr>
@@ -388,7 +406,7 @@
       <w:pPr>
         <w:numPr>
           <w:ilvl w:val="0"/>
-          <w:numId w:val="1002"/>
+          <w:numId w:val="1003"/>
         </w:numPr>
         <w:pStyle w:val="Compact"/>
       </w:pPr>
@@ -400,7 +418,7 @@
       <w:pPr>
         <w:numPr>
           <w:ilvl w:val="0"/>
-          <w:numId w:val="1002"/>
+          <w:numId w:val="1003"/>
         </w:numPr>
         <w:pStyle w:val="Compact"/>
       </w:pPr>
@@ -424,7 +442,7 @@
       <w:pPr>
         <w:numPr>
           <w:ilvl w:val="0"/>
-          <w:numId w:val="1002"/>
+          <w:numId w:val="1003"/>
         </w:numPr>
         <w:pStyle w:val="Compact"/>
       </w:pPr>
@@ -445,7 +463,7 @@
       <w:pPr>
         <w:numPr>
           <w:ilvl w:val="0"/>
-          <w:numId w:val="1002"/>
+          <w:numId w:val="1003"/>
         </w:numPr>
         <w:pStyle w:val="Compact"/>
       </w:pPr>
@@ -457,7 +475,7 @@
       <w:pPr>
         <w:numPr>
           <w:ilvl w:val="0"/>
-          <w:numId w:val="1002"/>
+          <w:numId w:val="1003"/>
         </w:numPr>
         <w:pStyle w:val="Compact"/>
       </w:pPr>
@@ -938,17 +956,29 @@
       <w:r>
         <w:t xml:space="preserve">Monitor understanding:</w:t>
       </w:r>
-      <w:r>
-        <w:t xml:space="preserve"> </w:t>
-      </w:r>
-      <w:r>
-        <w:t xml:space="preserve">- Which path pays you while you learn? Which one takes the longest?</w:t>
-      </w:r>
-      <w:r>
-        <w:t xml:space="preserve"> </w:t>
-      </w:r>
-      <w:r>
-        <w:t xml:space="preserve">- A career sheet says</w:t>
+    </w:p>
+    <w:p>
+      <w:pPr>
+        <w:numPr>
+          <w:ilvl w:val="0"/>
+          <w:numId w:val="1004"/>
+        </w:numPr>
+        <w:pStyle w:val="Compact"/>
+      </w:pPr>
+      <w:r>
+        <w:t xml:space="preserve">Which path pays you while you learn? Which one takes the longest?</w:t>
+      </w:r>
+    </w:p>
+    <w:p>
+      <w:pPr>
+        <w:numPr>
+          <w:ilvl w:val="0"/>
+          <w:numId w:val="1004"/>
+        </w:numPr>
+        <w:pStyle w:val="Compact"/>
+      </w:pPr>
+      <w:r>
+        <w:t xml:space="preserve">A career sheet says</w:t>
       </w:r>
       <w:r>
         <w:t xml:space="preserve"> </w:t>
@@ -968,11 +998,17 @@
       <w:r>
         <w:t xml:space="preserve">Which of the six paths is that?</w:t>
       </w:r>
-      <w:r>
-        <w:t xml:space="preserve"> </w:t>
-      </w:r>
-      <w:r>
-        <w:t xml:space="preserve">- What is missing from a card that has pay and education but no</w:t>
+    </w:p>
+    <w:p>
+      <w:pPr>
+        <w:numPr>
+          <w:ilvl w:val="0"/>
+          <w:numId w:val="1004"/>
+        </w:numPr>
+        <w:pStyle w:val="Compact"/>
+      </w:pPr>
+      <w:r>
+        <w:t xml:space="preserve">What is missing from a card that has pay and education but no</w:t>
       </w:r>
       <w:r>
         <w:t xml:space="preserve"> </w:t>
@@ -992,28 +1028,46 @@
     </w:p>
     <w:p>
       <w:pPr>
-        <w:pStyle w:val="BodyText"/>
+        <w:pStyle w:val="FirstParagraph"/>
       </w:pPr>
       <w:r>
         <w:t xml:space="preserve">Deepen learning:</w:t>
       </w:r>
-      <w:r>
-        <w:t xml:space="preserve"> </w:t>
-      </w:r>
-      <w:r>
-        <w:t xml:space="preserve">- The electrician starts earning at 18 and the nurse at 22. Who has more money at 30? What would you need to know to answer that?</w:t>
-      </w:r>
-      <w:r>
-        <w:t xml:space="preserve"> </w:t>
-      </w:r>
-      <w:r>
-        <w:t xml:space="preserve">- Your career fits your two letters but not your values. Which one wins? Is that a five-step decision?</w:t>
-      </w:r>
-      <w:r>
-        <w:t xml:space="preserve"> </w:t>
-      </w:r>
-      <w:r>
-        <w:t xml:space="preserve">- What would you tell a friend who says</w:t>
+    </w:p>
+    <w:p>
+      <w:pPr>
+        <w:numPr>
+          <w:ilvl w:val="0"/>
+          <w:numId w:val="1005"/>
+        </w:numPr>
+        <w:pStyle w:val="Compact"/>
+      </w:pPr>
+      <w:r>
+        <w:t xml:space="preserve">The electrician starts earning at 18 and the nurse at 22. Who has more money at 30? What would you need to know to answer that?</w:t>
+      </w:r>
+    </w:p>
+    <w:p>
+      <w:pPr>
+        <w:numPr>
+          <w:ilvl w:val="0"/>
+          <w:numId w:val="1005"/>
+        </w:numPr>
+        <w:pStyle w:val="Compact"/>
+      </w:pPr>
+      <w:r>
+        <w:t xml:space="preserve">Your career fits your two letters but not your values. Which one wins? Is that a five-step decision?</w:t>
+      </w:r>
+    </w:p>
+    <w:p>
+      <w:pPr>
+        <w:numPr>
+          <w:ilvl w:val="0"/>
+          <w:numId w:val="1005"/>
+        </w:numPr>
+        <w:pStyle w:val="Compact"/>
+      </w:pPr>
+      <w:r>
+        <w:t xml:space="preserve">What would you tell a friend who says</w:t>
       </w:r>
       <w:r>
         <w:t xml:space="preserve"> </w:t>
@@ -1120,7 +1174,7 @@
       <w:pPr>
         <w:numPr>
           <w:ilvl w:val="0"/>
-          <w:numId w:val="1003"/>
+          <w:numId w:val="1006"/>
         </w:numPr>
         <w:pStyle w:val="Compact"/>
       </w:pPr>
@@ -1159,7 +1213,7 @@
       <w:pPr>
         <w:numPr>
           <w:ilvl w:val="0"/>
-          <w:numId w:val="1003"/>
+          <w:numId w:val="1006"/>
         </w:numPr>
         <w:pStyle w:val="Compact"/>
       </w:pPr>
@@ -1171,7 +1225,7 @@
       <w:pPr>
         <w:numPr>
           <w:ilvl w:val="0"/>
-          <w:numId w:val="1003"/>
+          <w:numId w:val="1006"/>
         </w:numPr>
         <w:pStyle w:val="Compact"/>
       </w:pPr>
@@ -1201,7 +1255,7 @@
       <w:pPr>
         <w:numPr>
           <w:ilvl w:val="0"/>
-          <w:numId w:val="1003"/>
+          <w:numId w:val="1006"/>
         </w:numPr>
         <w:pStyle w:val="Compact"/>
       </w:pPr>
@@ -1246,7 +1300,7 @@
       <w:pPr>
         <w:numPr>
           <w:ilvl w:val="0"/>
-          <w:numId w:val="1003"/>
+          <w:numId w:val="1006"/>
         </w:numPr>
         <w:pStyle w:val="Compact"/>
       </w:pPr>
@@ -1258,7 +1312,7 @@
       <w:pPr>
         <w:numPr>
           <w:ilvl w:val="0"/>
-          <w:numId w:val="1003"/>
+          <w:numId w:val="1006"/>
         </w:numPr>
         <w:pStyle w:val="Compact"/>
       </w:pPr>
@@ -1594,7 +1648,7 @@
       <w:pPr>
         <w:numPr>
           <w:ilvl w:val="0"/>
-          <w:numId w:val="1004"/>
+          <w:numId w:val="1007"/>
         </w:numPr>
         <w:pStyle w:val="Compact"/>
       </w:pPr>
@@ -1618,7 +1672,7 @@
       <w:pPr>
         <w:numPr>
           <w:ilvl w:val="0"/>
-          <w:numId w:val="1004"/>
+          <w:numId w:val="1007"/>
         </w:numPr>
         <w:pStyle w:val="Compact"/>
       </w:pPr>
@@ -1630,7 +1684,7 @@
       <w:pPr>
         <w:numPr>
           <w:ilvl w:val="0"/>
-          <w:numId w:val="1004"/>
+          <w:numId w:val="1007"/>
         </w:numPr>
         <w:pStyle w:val="Compact"/>
       </w:pPr>
@@ -1654,7 +1708,7 @@
       <w:pPr>
         <w:numPr>
           <w:ilvl w:val="0"/>
-          <w:numId w:val="1004"/>
+          <w:numId w:val="1007"/>
         </w:numPr>
         <w:pStyle w:val="Compact"/>
       </w:pPr>
@@ -1666,7 +1720,7 @@
       <w:pPr>
         <w:numPr>
           <w:ilvl w:val="0"/>
-          <w:numId w:val="1004"/>
+          <w:numId w:val="1007"/>
         </w:numPr>
         <w:pStyle w:val="Compact"/>
       </w:pPr>
@@ -1693,7 +1747,7 @@
       <w:pPr>
         <w:numPr>
           <w:ilvl w:val="0"/>
-          <w:numId w:val="1004"/>
+          <w:numId w:val="1007"/>
         </w:numPr>
         <w:pStyle w:val="Compact"/>
       </w:pPr>
@@ -1733,7 +1787,7 @@
       <w:pPr>
         <w:numPr>
           <w:ilvl w:val="0"/>
-          <w:numId w:val="1005"/>
+          <w:numId w:val="1008"/>
         </w:numPr>
         <w:pStyle w:val="Compact"/>
       </w:pPr>
@@ -1745,7 +1799,7 @@
       <w:pPr>
         <w:numPr>
           <w:ilvl w:val="0"/>
-          <w:numId w:val="1005"/>
+          <w:numId w:val="1008"/>
         </w:numPr>
         <w:pStyle w:val="Compact"/>
       </w:pPr>
@@ -1757,7 +1811,7 @@
       <w:pPr>
         <w:numPr>
           <w:ilvl w:val="0"/>
-          <w:numId w:val="1005"/>
+          <w:numId w:val="1008"/>
         </w:numPr>
         <w:pStyle w:val="Compact"/>
       </w:pPr>
@@ -1787,7 +1841,7 @@
       <w:pPr>
         <w:numPr>
           <w:ilvl w:val="0"/>
-          <w:numId w:val="1005"/>
+          <w:numId w:val="1008"/>
         </w:numPr>
         <w:pStyle w:val="Compact"/>
       </w:pPr>
@@ -1808,7 +1862,7 @@
       <w:pPr>
         <w:numPr>
           <w:ilvl w:val="0"/>
-          <w:numId w:val="1005"/>
+          <w:numId w:val="1008"/>
         </w:numPr>
         <w:pStyle w:val="Compact"/>
       </w:pPr>
@@ -1820,7 +1874,7 @@
       <w:pPr>
         <w:numPr>
           <w:ilvl w:val="0"/>
-          <w:numId w:val="1005"/>
+          <w:numId w:val="1008"/>
         </w:numPr>
         <w:pStyle w:val="Compact"/>
       </w:pPr>
@@ -2113,6 +2167,118 @@
       </w:pPr>
     </w:lvl>
   </w:abstractNum>
+  <w:abstractNum w:abstractNumId="99411">
+    <w:nsid w:val="71315dca"/>
+    <w:multiLevelType w:val="multilevel"/>
+    <w:lvl w:ilvl="0">
+      <w:start w:val="1"/>
+      <w:numFmt w:val="decimal"/>
+      <w:lvlText w:val="%1."/>
+      <w:lvlJc w:val="left"/>
+      <w:pPr>
+        <w:tabs>
+          <w:tab w:val="num" w:pos="0"/>
+        </w:tabs>
+        <w:ind w:left="480" w:hanging="480"/>
+      </w:pPr>
+    </w:lvl>
+    <w:lvl w:ilvl="1">
+      <w:start w:val="1"/>
+      <w:numFmt w:val="decimal"/>
+      <w:lvlText w:val="%2."/>
+      <w:lvlJc w:val="left"/>
+      <w:pPr>
+        <w:tabs>
+          <w:tab w:val="num" w:pos="720"/>
+        </w:tabs>
+        <w:ind w:left="1200" w:hanging="480"/>
+      </w:pPr>
+    </w:lvl>
+    <w:lvl w:ilvl="2">
+      <w:start w:val="1"/>
+      <w:numFmt w:val="decimal"/>
+      <w:lvlText w:val="%3."/>
+      <w:lvlJc w:val="left"/>
+      <w:pPr>
+        <w:tabs>
+          <w:tab w:val="num" w:pos="1440"/>
+        </w:tabs>
+        <w:ind w:left="1920" w:hanging="480"/>
+      </w:pPr>
+    </w:lvl>
+    <w:lvl w:ilvl="3">
+      <w:start w:val="1"/>
+      <w:numFmt w:val="decimal"/>
+      <w:lvlText w:val="%4."/>
+      <w:lvlJc w:val="left"/>
+      <w:pPr>
+        <w:tabs>
+          <w:tab w:val="num" w:pos="2160"/>
+        </w:tabs>
+        <w:ind w:left="2640" w:hanging="480"/>
+      </w:pPr>
+    </w:lvl>
+    <w:lvl w:ilvl="4">
+      <w:start w:val="1"/>
+      <w:numFmt w:val="decimal"/>
+      <w:lvlText w:val="%5."/>
+      <w:lvlJc w:val="left"/>
+      <w:pPr>
+        <w:tabs>
+          <w:tab w:val="num" w:pos="2880"/>
+        </w:tabs>
+        <w:ind w:left="3360" w:hanging="480"/>
+      </w:pPr>
+    </w:lvl>
+    <w:lvl w:ilvl="5">
+      <w:start w:val="1"/>
+      <w:numFmt w:val="decimal"/>
+      <w:lvlText w:val="%6."/>
+      <w:lvlJc w:val="left"/>
+      <w:pPr>
+        <w:tabs>
+          <w:tab w:val="num" w:pos="3600"/>
+        </w:tabs>
+        <w:ind w:left="4080" w:hanging="480"/>
+      </w:pPr>
+    </w:lvl>
+    <w:lvl w:ilvl="6">
+      <w:start w:val="1"/>
+      <w:numFmt w:val="decimal"/>
+      <w:lvlText w:val="%7."/>
+      <w:lvlJc w:val="left"/>
+      <w:pPr>
+        <w:tabs>
+          <w:tab w:val="num" w:pos="4320"/>
+        </w:tabs>
+        <w:ind w:left="4800" w:hanging="480"/>
+      </w:pPr>
+    </w:lvl>
+    <w:lvl w:ilvl="7">
+      <w:start w:val="1"/>
+      <w:numFmt w:val="decimal"/>
+      <w:lvlText w:val="%8."/>
+      <w:lvlJc w:val="left"/>
+      <w:pPr>
+        <w:tabs>
+          <w:tab w:val="num" w:pos="5040"/>
+        </w:tabs>
+        <w:ind w:left="5520" w:hanging="480"/>
+      </w:pPr>
+    </w:lvl>
+    <w:lvl w:ilvl="8">
+      <w:start w:val="1"/>
+      <w:numFmt w:val="decimal"/>
+      <w:lvlText w:val="%9."/>
+      <w:lvlJc w:val="left"/>
+      <w:pPr>
+        <w:tabs>
+          <w:tab w:val="num" w:pos="5760"/>
+        </w:tabs>
+        <w:ind w:left="6240" w:hanging="480"/>
+      </w:pPr>
+    </w:lvl>
+  </w:abstractNum>
   <w:num w:numId="1000">
     <w:abstractNumId w:val="990"/>
   </w:num>
@@ -2120,7 +2286,34 @@
     <w:abstractNumId w:val="991"/>
   </w:num>
   <w:num w:numId="1002">
-    <w:abstractNumId w:val="991"/>
+    <w:abstractNumId w:val="99411"/>
+    <w:lvlOverride w:ilvl="0">
+      <w:startOverride w:val="1"/>
+    </w:lvlOverride>
+    <w:lvlOverride w:ilvl="1">
+      <w:startOverride w:val="1"/>
+    </w:lvlOverride>
+    <w:lvlOverride w:ilvl="2">
+      <w:startOverride w:val="1"/>
+    </w:lvlOverride>
+    <w:lvlOverride w:ilvl="3">
+      <w:startOverride w:val="1"/>
+    </w:lvlOverride>
+    <w:lvlOverride w:ilvl="4">
+      <w:startOverride w:val="1"/>
+    </w:lvlOverride>
+    <w:lvlOverride w:ilvl="5">
+      <w:startOverride w:val="1"/>
+    </w:lvlOverride>
+    <w:lvlOverride w:ilvl="6">
+      <w:startOverride w:val="1"/>
+    </w:lvlOverride>
+    <w:lvlOverride w:ilvl="7">
+      <w:startOverride w:val="1"/>
+    </w:lvlOverride>
+    <w:lvlOverride w:ilvl="8">
+      <w:startOverride w:val="1"/>
+    </w:lvlOverride>
   </w:num>
   <w:num w:numId="1003">
     <w:abstractNumId w:val="991"/>
@@ -2129,6 +2322,15 @@
     <w:abstractNumId w:val="991"/>
   </w:num>
   <w:num w:numId="1005">
+    <w:abstractNumId w:val="991"/>
+  </w:num>
+  <w:num w:numId="1006">
+    <w:abstractNumId w:val="991"/>
+  </w:num>
+  <w:num w:numId="1007">
+    <w:abstractNumId w:val="991"/>
+  </w:num>
+  <w:num w:numId="1008">
     <w:abstractNumId w:val="991"/>
   </w:num>
 </w:numbering>

--- a/downloads/teacher/04 Units/Unit 02 - Individual Growth and Life Readiness - Me, My Goals, My Money/Lesson 02.22 - Education Roadmap and Career Research Card and Unit 2 Test.docx
+++ b/downloads/teacher/04 Units/Unit 02 - Individual Growth and Life Readiness - Me, My Goals, My Money/Lesson 02.22 - Education Roadmap and Career Research Card and Unit 2 Test.docx
@@ -370,15 +370,6 @@
       </w:pPr>
       <w:r>
         <w:t xml:space="preserve">A career resource: devices open to the state’s career exploration site or the federal occupational outlook site, or a printed one-page career sheet for each of the 24 most-chosen careers</w:t>
-      </w:r>
-      <w:r>
-        <w:t xml:space="preserve"> </w:t>
-      </w:r>
-      <w:r>
-        <w:rPr>
-          <w:rStyle w:val="TeacherNote"/>
-        </w:rPr>
-        <w:t xml:space="preserve">[Sal: name the resource the guidance office uses so students see the same tool in high school; print a class set of career sheets for the day the Wi-Fi is down]</w:t>
       </w:r>
     </w:p>
     <w:p>
@@ -792,22 +783,7 @@
               <w:t xml:space="preserve"> </w:t>
             </w:r>
             <w:r>
-              <w:t xml:space="preserve">which is the field that changes minds. Say that pay ranges on any sheet are marked</w:t>
-            </w:r>
-            <w:r>
-              <w:t xml:space="preserve"> </w:t>
-            </w:r>
-            <w:r>
-              <w:rPr>
-                <w:rStyle w:val="TeacherNote"/>
-              </w:rPr>
-              <w:t xml:space="preserve">[update]</w:t>
-            </w:r>
-            <w:r>
-              <w:t xml:space="preserve"> </w:t>
-            </w:r>
-            <w:r>
-              <w:t xml:space="preserve">because pay changes every year and the year of the source must be written down.</w:t>
+              <w:t xml:space="preserve">which is the field that changes minds. Say that pay ranges on any sheet go out of date because pay changes every year and the year of the source must be written down.</w:t>
             </w:r>
           </w:p>
         </w:tc>
@@ -1191,22 +1167,7 @@
         <w:t xml:space="preserve">Vocabulary 02.md</w:t>
       </w:r>
       <w:r>
-        <w:t xml:space="preserve">); the career resource has a Spanish version</w:t>
-      </w:r>
-      <w:r>
-        <w:t xml:space="preserve"> </w:t>
-      </w:r>
-      <w:r>
-        <w:rPr>
-          <w:rStyle w:val="TeacherNote"/>
-        </w:rPr>
-        <w:t xml:space="preserve">[Sal: check whether the state site does];</w:t>
-      </w:r>
-      <w:r>
-        <w:t xml:space="preserve"> </w:t>
-      </w:r>
-      <w:r>
-        <w:t xml:space="preserve">the test has a word bank on the matching items and reads at grade 6; a bilingual dictionary is allowed on the test.</w:t>
+        <w:t xml:space="preserve">); the career resource has a Spanish version; the test has a word bank on the matching items and reads at grade 6; a bilingual dictionary is allowed on the test.</w:t>
       </w:r>
     </w:p>
     <w:p>
@@ -1248,7 +1209,7 @@
         <w:t xml:space="preserve"> </w:t>
       </w:r>
       <w:r>
-        <w:t xml:space="preserve">line; the verdict is one sentence; the test omits items 16 and 20 (scored out of 44).</w:t>
+        <w:t xml:space="preserve">line; the verdict is one sentence; the test omits items 16 and 20 (scored out of 38).</w:t>
       </w:r>
     </w:p>
     <w:p>
@@ -1624,15 +1585,6 @@
       <w:r>
         <w:t xml:space="preserve">Inside the building: the guidance counselor, who issues working papers to students under 18 in New York and will recognize the research card format from the high school career plan; FACS gives guidance a class that has already researched a career, and guidance gives FACS the career resource and a visit on career day. Community: a local apprenticeship program or union training center for a five-minute video call, because the apprenticeship path is the one students have never heard of.</w:t>
       </w:r>
-      <w:r>
-        <w:t xml:space="preserve"> </w:t>
-      </w:r>
-      <w:r>
-        <w:rPr>
-          <w:rStyle w:val="TeacherNote"/>
-        </w:rPr>
-        <w:t xml:space="preserve">[Sal: Long Island has electrical, plumbing, and carpentry apprenticeship programs; if your school is elsewhere, ask guidance who runs them locally.]</w:t>
-      </w:r>
     </w:p>
     <w:p>
       <w:pPr>
@@ -1725,22 +1677,7 @@
         <w:pStyle w:val="Compact"/>
       </w:pPr>
       <w:r>
-        <w:t xml:space="preserve">Career research sources students use: the New York State career exploration site the guidance office recommends, and the U.S. Bureau of Labor Statistics Occupational Outlook Handbook (bls.gov/ooh). Pay figures on the handout example are marked</w:t>
-      </w:r>
-      <w:r>
-        <w:t xml:space="preserve"> </w:t>
-      </w:r>
-      <w:r>
-        <w:rPr>
-          <w:rStyle w:val="TeacherNote"/>
-        </w:rPr>
-        <w:t xml:space="preserve">[update]</w:t>
-      </w:r>
-      <w:r>
-        <w:t xml:space="preserve"> </w:t>
-      </w:r>
-      <w:r>
-        <w:t xml:space="preserve">and dated.</w:t>
+        <w:t xml:space="preserve">Career research sources students use: the New York State career exploration site the guidance office recommends, and the U.S. Bureau of Labor Statistics Occupational Outlook Handbook (bls.gov/ooh). Pay figures on the handout example are to be refreshed before teaching and dated.</w:t>
       </w:r>
     </w:p>
     <w:p>
@@ -1752,7 +1689,7 @@
         <w:pStyle w:val="Compact"/>
       </w:pPr>
       <w:r>
-        <w:t xml:space="preserve">Sal’s own materials: the Brentwood packet</w:t>
+        <w:t xml:space="preserve">My own materials: my packet</w:t>
       </w:r>
       <w:r>
         <w:t xml:space="preserve"> </w:t>
@@ -1847,15 +1784,6 @@
       </w:pPr>
       <w:r>
         <w:t xml:space="preserve">The one review slide before the test should be the class’s weakest topic from the four checks, not a full review. A full review is what the last three days of do nows were for.</w:t>
-      </w:r>
-      <w:r>
-        <w:t xml:space="preserve"> </w:t>
-      </w:r>
-      <w:r>
-        <w:rPr>
-          <w:rStyle w:val="TeacherNote"/>
-        </w:rPr>
-        <w:t xml:space="preserve">[Sal: your call which topic; for most classes it is the return math from Lesson 2.18.]</w:t>
       </w:r>
     </w:p>
     <w:p>
